--- a/Documentation fonctionnelle.docx
+++ b/Documentation fonctionnelle.docx
@@ -290,6 +290,14 @@
       </w:pPr>
       <w:r>
         <w:t>Les autres indicateurs et visuels sont un peu plus secondaires mais néanmoins très utiles à l’analyse et la compréhension du rapport.</w:t>
+      </w:r>
+    </w:p>
+    <w:p>
+      <w:pPr>
+        <w:jc w:val="both"/>
+      </w:pPr>
+      <w:r>
+        <w:t>Un thème a été utilisé pour la charte graphique du rapport, au couleur d’Enedis. Il est présent sur le Github.</w:t>
       </w:r>
     </w:p>
     <w:p>
